--- a/enterprise_analysis/wanma_report/output/万马高分子定增项目企业基本面风险分析报告.docx
+++ b/enterprise_analysis/wanma_report/output/万马高分子定增项目企业基本面风险分析报告.docx
@@ -281,9 +281,213 @@
         <w:t>1.3 主营业务情况</w:t>
       </w:r>
     </w:p>
+    <w:tbl>
+      <w:tblPr>
+        <w:tblStyle w:val="LightGrid-Accent1"/>
+        <w:tblW w:type="auto" w:w="0"/>
+        <w:tblLook w:firstColumn="1" w:firstRow="1" w:lastColumn="0" w:lastRow="0" w:noHBand="0" w:noVBand="1" w:val="04A0"/>
+      </w:tblPr>
+      <w:tblGrid>
+        <w:gridCol w:w="2880"/>
+        <w:gridCol w:w="2880"/>
+        <w:gridCol w:w="2880"/>
+      </w:tblGrid>
+      <w:tr>
+        <w:tc>
+          <w:tcPr>
+            <w:tcW w:type="dxa" w:w="2880"/>
+          </w:tcPr>
+          <w:p>
+            <w:r>
+              <w:t>业务板块</w:t>
+            </w:r>
+          </w:p>
+        </w:tc>
+        <w:tc>
+          <w:tcPr>
+            <w:tcW w:type="dxa" w:w="2880"/>
+          </w:tcPr>
+          <w:p>
+            <w:r>
+              <w:t>营业收入(元)</w:t>
+            </w:r>
+          </w:p>
+        </w:tc>
+        <w:tc>
+          <w:tcPr>
+            <w:tcW w:type="dxa" w:w="2880"/>
+          </w:tcPr>
+          <w:p>
+            <w:r>
+              <w:t>占比</w:t>
+            </w:r>
+          </w:p>
+        </w:tc>
+      </w:tr>
+      <w:tr>
+        <w:tc>
+          <w:tcPr>
+            <w:tcW w:type="dxa" w:w="2880"/>
+          </w:tcPr>
+          <w:p>
+            <w:r>
+              <w:t>高分子材料</w:t>
+            </w:r>
+          </w:p>
+        </w:tc>
+        <w:tc>
+          <w:tcPr>
+            <w:tcW w:type="dxa" w:w="2880"/>
+          </w:tcPr>
+          <w:p>
+            <w:r>
+              <w:t>2,654,267,152.86</w:t>
+            </w:r>
+          </w:p>
+        </w:tc>
+        <w:tc>
+          <w:tcPr>
+            <w:tcW w:type="dxa" w:w="2880"/>
+          </w:tcPr>
+          <w:p>
+            <w:r>
+              <w:t>28.19%</w:t>
+            </w:r>
+          </w:p>
+        </w:tc>
+      </w:tr>
+      <w:tr>
+        <w:tc>
+          <w:tcPr>
+            <w:tcW w:type="dxa" w:w="2880"/>
+          </w:tcPr>
+          <w:p>
+            <w:r>
+              <w:t>通信产品</w:t>
+            </w:r>
+          </w:p>
+        </w:tc>
+        <w:tc>
+          <w:tcPr>
+            <w:tcW w:type="dxa" w:w="2880"/>
+          </w:tcPr>
+          <w:p>
+            <w:r>
+              <w:t>157,925,893.03</w:t>
+            </w:r>
+          </w:p>
+        </w:tc>
+        <w:tc>
+          <w:tcPr>
+            <w:tcW w:type="dxa" w:w="2880"/>
+          </w:tcPr>
+          <w:p>
+            <w:r>
+              <w:t>1.68%</w:t>
+            </w:r>
+          </w:p>
+        </w:tc>
+      </w:tr>
+      <w:tr>
+        <w:tc>
+          <w:tcPr>
+            <w:tcW w:type="dxa" w:w="2880"/>
+          </w:tcPr>
+          <w:p>
+            <w:r>
+              <w:t>贸易服务及其他</w:t>
+            </w:r>
+          </w:p>
+        </w:tc>
+        <w:tc>
+          <w:tcPr>
+            <w:tcW w:type="dxa" w:w="2880"/>
+          </w:tcPr>
+          <w:p>
+            <w:r>
+              <w:t>144,620,114.57</w:t>
+            </w:r>
+          </w:p>
+        </w:tc>
+        <w:tc>
+          <w:tcPr>
+            <w:tcW w:type="dxa" w:w="2880"/>
+          </w:tcPr>
+          <w:p>
+            <w:r>
+              <w:t>1.54%</w:t>
+            </w:r>
+          </w:p>
+        </w:tc>
+      </w:tr>
+      <w:tr>
+        <w:tc>
+          <w:tcPr>
+            <w:tcW w:type="dxa" w:w="2880"/>
+          </w:tcPr>
+          <w:p>
+            <w:r>
+              <w:t>贸易及其他</w:t>
+            </w:r>
+          </w:p>
+        </w:tc>
+        <w:tc>
+          <w:tcPr>
+            <w:tcW w:type="dxa" w:w="2880"/>
+          </w:tcPr>
+          <w:p>
+            <w:r>
+              <w:t>144,620,114.57</w:t>
+            </w:r>
+          </w:p>
+        </w:tc>
+        <w:tc>
+          <w:tcPr>
+            <w:tcW w:type="dxa" w:w="2880"/>
+          </w:tcPr>
+          <w:p>
+            <w:r>
+              <w:t>1.54%</w:t>
+            </w:r>
+          </w:p>
+        </w:tc>
+      </w:tr>
+      <w:tr>
+        <w:tc>
+          <w:tcPr>
+            <w:tcW w:type="dxa" w:w="2880"/>
+          </w:tcPr>
+          <w:p>
+            <w:r>
+              <w:t>电力产品</w:t>
+            </w:r>
+          </w:p>
+        </w:tc>
+        <w:tc>
+          <w:tcPr>
+            <w:tcW w:type="dxa" w:w="2880"/>
+          </w:tcPr>
+          <w:p>
+            <w:r>
+              <w:t>6,314,710,825.85</w:t>
+            </w:r>
+          </w:p>
+        </w:tc>
+        <w:tc>
+          <w:tcPr>
+            <w:tcW w:type="dxa" w:w="2880"/>
+          </w:tcPr>
+          <w:p>
+            <w:r>
+              <w:t>67.06%</w:t>
+            </w:r>
+          </w:p>
+        </w:tc>
+      </w:tr>
+    </w:tbl>
     <w:p>
       <w:r>
-        <w:t>公司主营业务涵盖电力电缆、新材料等领域，主要产品包括电力电缆、光伏电缆、新材料产品等。</w:t>
+        <w:t>公司主要业务板块包括高分子材料、通信产品、贸易服务及其他等。</w:t>
       </w:r>
     </w:p>
     <w:p>
@@ -343,7 +547,7 @@
           </w:tcPr>
           <w:p>
             <w:r>
-              <w:t>扩大产能、补充流动资金</w:t>
+              <w:t>用于万马高分子材料生产基地建设及补充流动资金</w:t>
             </w:r>
           </w:p>
         </w:tc>
@@ -365,7 +569,7 @@
           </w:tcPr>
           <w:p>
             <w:r>
-              <w:t>[待填入]</w:t>
+              <w:t>不超过150,000万元</w:t>
             </w:r>
           </w:p>
         </w:tc>
@@ -387,7 +591,7 @@
           </w:tcPr>
           <w:p>
             <w:r>
-              <w:t>[待填入]</w:t>
+              <w:t>不低于定价基准日前20个交易日均价的80%</w:t>
             </w:r>
           </w:p>
         </w:tc>
@@ -409,7 +613,7 @@
           </w:tcPr>
           <w:p>
             <w:r>
-              <w:t>[待填入]</w:t>
+              <w:t>根据最终发行价格确定</w:t>
             </w:r>
           </w:p>
         </w:tc>
@@ -491,7 +695,7 @@
           </w:tcPr>
           <w:p>
             <w:r>
-              <w:t>17.26分 (极差)</w:t>
+              <w:t>12.00分 (极差)</w:t>
             </w:r>
           </w:p>
         </w:tc>
@@ -523,7 +727,7 @@
           </w:tcPr>
           <w:p>
             <w:r>
-              <w:t>[待评估]</w:t>
+              <w:t>PE:41.3/PB:2.4</w:t>
             </w:r>
           </w:p>
         </w:tc>
@@ -533,7 +737,7 @@
           </w:tcPr>
           <w:p>
             <w:r>
-              <w:t>待评估</w:t>
+              <w:t>中等风险</w:t>
             </w:r>
           </w:p>
         </w:tc>
@@ -555,7 +759,7 @@
           </w:tcPr>
           <w:p>
             <w:r>
-              <w:t>[待评估]</w:t>
+              <w:t>退出存在不确定性</w:t>
             </w:r>
           </w:p>
         </w:tc>
@@ -565,7 +769,7 @@
           </w:tcPr>
           <w:p>
             <w:r>
-              <w:t>待评估</w:t>
+              <w:t>较高风险</w:t>
             </w:r>
           </w:p>
         </w:tc>
@@ -671,7 +875,7 @@
           </w:tcPr>
           <w:p>
             <w:r>
-              <w:t>盈利能力评分40.90分，低于行业平均水平</w:t>
+              <w:t>盈利能力评分26.67分，低于行业平均水平</w:t>
             </w:r>
           </w:p>
         </w:tc>
@@ -703,7 +907,7 @@
           </w:tcPr>
           <w:p>
             <w:r>
-              <w:t>偿债能力评分20.41分，低于行业平均水平</w:t>
+              <w:t>偿债能力评分0.00分，低于行业平均水平</w:t>
             </w:r>
           </w:p>
         </w:tc>
@@ -735,7 +939,7 @@
           </w:tcPr>
           <w:p>
             <w:r>
-              <w:t>成长能力评分4.52分，低于行业平均水平</w:t>
+              <w:t>成长能力评分20.00分，低于行业平均水平</w:t>
             </w:r>
           </w:p>
         </w:tc>
@@ -808,7 +1012,7 @@
           </w:tcPr>
           <w:p>
             <w:r>
-              <w:t>持续关注公司财务状况，定期进行财务分析</w:t>
+              <w:t>关注运营能力+盈利能力+偿债能力+成长能力方面，定期跟踪核心财务指标变化</w:t>
             </w:r>
           </w:p>
         </w:tc>
@@ -830,7 +1034,7 @@
           </w:tcPr>
           <w:p>
             <w:r>
-              <w:t>合理评估定增价格，关注市场估值水平变化</w:t>
+              <w:t>当前PE(41.3)偏高，建议审慎评估定增价格，关注市场估值回调风险</w:t>
             </w:r>
           </w:p>
         </w:tc>
@@ -852,7 +1056,29 @@
           </w:tcPr>
           <w:p>
             <w:r>
-              <w:t>制定多元化退出策略，降低单一退出方式风险</w:t>
+              <w:t>制定多元化退出策略（二级市场减持、大宗交易、协议转让），分散减持时点降低冲击成本</w:t>
+            </w:r>
+          </w:p>
+        </w:tc>
+      </w:tr>
+      <w:tr>
+        <w:tc>
+          <w:tcPr>
+            <w:tcW w:type="dxa" w:w="4320"/>
+          </w:tcPr>
+          <w:p>
+            <w:r>
+              <w:t>运营风险</w:t>
+            </w:r>
+          </w:p>
+        </w:tc>
+        <w:tc>
+          <w:tcPr>
+            <w:tcW w:type="dxa" w:w="4320"/>
+          </w:tcPr>
+          <w:p>
+            <w:r>
+              <w:t>重点关注公司存货周转和应收账款回收情况，防范运营效率下降风险</w:t>
             </w:r>
           </w:p>
         </w:tc>
@@ -934,7 +1160,7 @@
           </w:tcPr>
           <w:p>
             <w:r>
-              <w:t>17.26分</w:t>
+              <w:t>12.00分</w:t>
             </w:r>
           </w:p>
         </w:tc>
@@ -996,7 +1222,7 @@
           </w:tcPr>
           <w:p>
             <w:r>
-              <w:t>40.90分</w:t>
+              <w:t>26.67分</w:t>
             </w:r>
           </w:p>
         </w:tc>
@@ -1026,7 +1252,7 @@
           </w:tcPr>
           <w:p>
             <w:r>
-              <w:t>20.41分</w:t>
+              <w:t>0.00分</w:t>
             </w:r>
           </w:p>
         </w:tc>
@@ -1056,7 +1282,7 @@
           </w:tcPr>
           <w:p>
             <w:r>
-              <w:t>4.52分</w:t>
+              <w:t>20.00分</w:t>
             </w:r>
           </w:p>
         </w:tc>
@@ -1088,7 +1314,7 @@
         <w:t>- 极差(0-59分)：多项财务指标表现较差，存在较大风险</w:t>
         <w:br/>
         <w:br/>
-        <w:t>公司当前综合评分为17.26分，评级为"极差"。</w:t>
+        <w:t>公司当前综合评分为12.00分，评级为"极差"。</w:t>
       </w:r>
     </w:p>
     <w:p>
@@ -1433,7 +1659,7 @@
           </w:tcPr>
           <w:p>
             <w:r>
-              <w:t>100</w:t>
+              <w:t>60.0</w:t>
             </w:r>
           </w:p>
         </w:tc>
@@ -1517,7 +1743,7 @@
           </w:tcPr>
           <w:p>
             <w:r>
-              <w:t>2.69</w:t>
+              <w:t>0</w:t>
             </w:r>
           </w:p>
         </w:tc>
@@ -1622,7 +1848,7 @@
           </w:tcPr>
           <w:p>
             <w:r>
-              <w:t>40.0</w:t>
+              <w:t>0</w:t>
             </w:r>
           </w:p>
         </w:tc>
@@ -1664,7 +1890,7 @@
           </w:tcPr>
           <w:p>
             <w:r>
-              <w:t>1.24</w:t>
+              <w:t>0</w:t>
             </w:r>
           </w:p>
         </w:tc>
@@ -1706,7 +1932,7 @@
           </w:tcPr>
           <w:p>
             <w:r>
-              <w:t>20.0</w:t>
+              <w:t>0</w:t>
             </w:r>
           </w:p>
         </w:tc>
@@ -1925,7 +2151,7 @@
           </w:tcPr>
           <w:p>
             <w:r>
-              <w:t>4.52</w:t>
+              <w:t>20.0</w:t>
             </w:r>
           </w:p>
         </w:tc>
@@ -2010,7 +2236,7 @@
           </w:tcPr>
           <w:p>
             <w:r>
-              <w:t>roe</w:t>
+              <w:t>净资产收益率</w:t>
             </w:r>
           </w:p>
         </w:tc>
@@ -2040,7 +2266,7 @@
           </w:tcPr>
           <w:p>
             <w:r>
-              <w:t>[待计算]</w:t>
+              <w:t>1/1</w:t>
             </w:r>
           </w:p>
         </w:tc>
@@ -2052,7 +2278,7 @@
           </w:tcPr>
           <w:p>
             <w:r>
-              <w:t>gross_margin</w:t>
+              <w:t>毛利率</w:t>
             </w:r>
           </w:p>
         </w:tc>
@@ -2082,7 +2308,7 @@
           </w:tcPr>
           <w:p>
             <w:r>
-              <w:t>[待计算]</w:t>
+              <w:t>1/1</w:t>
             </w:r>
           </w:p>
         </w:tc>
@@ -2094,7 +2320,7 @@
           </w:tcPr>
           <w:p>
             <w:r>
-              <w:t>current_ratio</w:t>
+              <w:t>流动比率</w:t>
             </w:r>
           </w:p>
         </w:tc>
@@ -2124,7 +2350,7 @@
           </w:tcPr>
           <w:p>
             <w:r>
-              <w:t>[待计算]</w:t>
+              <w:t>1/1</w:t>
             </w:r>
           </w:p>
         </w:tc>
@@ -2136,7 +2362,7 @@
           </w:tcPr>
           <w:p>
             <w:r>
-              <w:t>debt_to_assets</w:t>
+              <w:t>资产负债率</w:t>
             </w:r>
           </w:p>
         </w:tc>
@@ -2166,7 +2392,7 @@
           </w:tcPr>
           <w:p>
             <w:r>
-              <w:t>[待计算]</w:t>
+              <w:t>1/1</w:t>
             </w:r>
           </w:p>
         </w:tc>
@@ -2237,7 +2463,7 @@
           </w:tcPr>
           <w:p>
             <w:r>
-              <w:t>13.70元</w:t>
+              <w:t>13.53元</w:t>
             </w:r>
           </w:p>
         </w:tc>
@@ -2259,7 +2485,7 @@
           </w:tcPr>
           <w:p>
             <w:r>
-              <w:t>[暂无数据]</w:t>
+              <w:t>41.33</w:t>
             </w:r>
           </w:p>
         </w:tc>
@@ -2281,7 +2507,7 @@
           </w:tcPr>
           <w:p>
             <w:r>
-              <w:t>[暂无数据]</w:t>
+              <w:t>2.43</w:t>
             </w:r>
           </w:p>
         </w:tc>
@@ -2303,7 +2529,7 @@
           </w:tcPr>
           <w:p>
             <w:r>
-              <w:t>138.96亿元</w:t>
+              <w:t>137.23亿元</w:t>
             </w:r>
           </w:p>
         </w:tc>
@@ -2435,7 +2661,7 @@
           </w:tcPr>
           <w:p>
             <w:r>
-              <w:t>6.90%</w:t>
+              <w:t>5.69%</w:t>
             </w:r>
           </w:p>
         </w:tc>
@@ -2641,7 +2867,7 @@
           </w:tcPr>
           <w:p>
             <w:r>
-              <w:t>0.00</w:t>
+              <w:t>-6097798920.73</w:t>
             </w:r>
           </w:p>
         </w:tc>
@@ -2651,7 +2877,7 @@
           </w:tcPr>
           <w:p>
             <w:r>
-              <w:t>0.00</w:t>
+              <w:t>-601188999.86</w:t>
             </w:r>
           </w:p>
         </w:tc>
@@ -2661,7 +2887,7 @@
           </w:tcPr>
           <w:p>
             <w:r>
-              <w:t>-100.00%</w:t>
+              <w:t>-4443377778.22%</w:t>
             </w:r>
           </w:p>
         </w:tc>
@@ -2693,7 +2919,7 @@
           </w:tcPr>
           <w:p>
             <w:r>
-              <w:t>0.00</w:t>
+              <w:t>-1056115474.97</w:t>
             </w:r>
           </w:p>
         </w:tc>
@@ -2703,7 +2929,7 @@
           </w:tcPr>
           <w:p>
             <w:r>
-              <w:t>0.00</w:t>
+              <w:t>-104123637.79</w:t>
             </w:r>
           </w:p>
         </w:tc>
@@ -2713,7 +2939,7 @@
           </w:tcPr>
           <w:p>
             <w:r>
-              <w:t>-100.00%</w:t>
+              <w:t>-769576136.88%</w:t>
             </w:r>
           </w:p>
         </w:tc>
@@ -2745,7 +2971,7 @@
           </w:tcPr>
           <w:p>
             <w:r>
-              <w:t>0.00</w:t>
+              <w:t>-6097798920.73</w:t>
             </w:r>
           </w:p>
         </w:tc>
@@ -2755,7 +2981,7 @@
           </w:tcPr>
           <w:p>
             <w:r>
-              <w:t>0.00</w:t>
+              <w:t>-601188999.86</w:t>
             </w:r>
           </w:p>
         </w:tc>
@@ -2765,7 +2991,7 @@
           </w:tcPr>
           <w:p>
             <w:r>
-              <w:t>-100.00%</w:t>
+              <w:t>-4443377778.22%</w:t>
             </w:r>
           </w:p>
         </w:tc>
@@ -2794,11 +3020,11 @@
         <w:t>三种DCF估值方法对比：</w:t>
         <w:br/>
         <w:br/>
-        <w:t>方法一(FCFF法)计算结果：企业价值 0.00 亿元</w:t>
+        <w:t>方法一(FCFF法)计算结果：企业价值 -609779.89 亿元</w:t>
         <w:br/>
-        <w:t>方法二(FCFE法)计算结果：股权价值 0.00 亿元</w:t>
+        <w:t>方法二(FCFE法)计算结果：股权价值 -105611.55 亿元</w:t>
         <w:br/>
-        <w:t>方法三(间接法)计算结果：股权价值 0.00 亿元</w:t>
+        <w:t>方法三(间接法)计算结果：股权价值 -609779.89 亿元</w:t>
         <w:br/>
         <w:br/>
         <w:t>三种方法的理论一致性：FCFE = EV - 净债务</w:t>
@@ -2823,9 +3049,339 @@
         <w:t>4.3 历史估值对比</w:t>
       </w:r>
     </w:p>
+    <w:tbl>
+      <w:tblPr>
+        <w:tblStyle w:val="LightGrid-Accent1"/>
+        <w:tblW w:type="auto" w:w="0"/>
+        <w:tblLook w:firstColumn="1" w:firstRow="1" w:lastColumn="0" w:lastRow="0" w:noHBand="0" w:noVBand="1" w:val="04A0"/>
+      </w:tblPr>
+      <w:tblGrid>
+        <w:gridCol w:w="1440"/>
+        <w:gridCol w:w="1440"/>
+        <w:gridCol w:w="1440"/>
+        <w:gridCol w:w="1440"/>
+        <w:gridCol w:w="1440"/>
+        <w:gridCol w:w="1440"/>
+      </w:tblGrid>
+      <w:tr>
+        <w:tc>
+          <w:tcPr>
+            <w:tcW w:type="dxa" w:w="1440"/>
+          </w:tcPr>
+          <w:p>
+            <w:r>
+              <w:t>年份</w:t>
+            </w:r>
+          </w:p>
+        </w:tc>
+        <w:tc>
+          <w:tcPr>
+            <w:tcW w:type="dxa" w:w="1440"/>
+          </w:tcPr>
+          <w:p>
+            <w:r>
+              <w:t>PE均值</w:t>
+            </w:r>
+          </w:p>
+        </w:tc>
+        <w:tc>
+          <w:tcPr>
+            <w:tcW w:type="dxa" w:w="1440"/>
+          </w:tcPr>
+          <w:p>
+            <w:r>
+              <w:t>PE中位数</w:t>
+            </w:r>
+          </w:p>
+        </w:tc>
+        <w:tc>
+          <w:tcPr>
+            <w:tcW w:type="dxa" w:w="1440"/>
+          </w:tcPr>
+          <w:p>
+            <w:r>
+              <w:t>PE区间</w:t>
+            </w:r>
+          </w:p>
+        </w:tc>
+        <w:tc>
+          <w:tcPr>
+            <w:tcW w:type="dxa" w:w="1440"/>
+          </w:tcPr>
+          <w:p>
+            <w:r>
+              <w:t>PB均值</w:t>
+            </w:r>
+          </w:p>
+        </w:tc>
+        <w:tc>
+          <w:tcPr>
+            <w:tcW w:type="dxa" w:w="1440"/>
+          </w:tcPr>
+          <w:p>
+            <w:r>
+              <w:t>PB中位数</w:t>
+            </w:r>
+          </w:p>
+        </w:tc>
+      </w:tr>
+      <w:tr>
+        <w:tc>
+          <w:tcPr>
+            <w:tcW w:type="dxa" w:w="1440"/>
+          </w:tcPr>
+          <w:p>
+            <w:r>
+              <w:t>2023</w:t>
+            </w:r>
+          </w:p>
+        </w:tc>
+        <w:tc>
+          <w:tcPr>
+            <w:tcW w:type="dxa" w:w="1440"/>
+          </w:tcPr>
+          <w:p>
+            <w:r>
+              <w:t>23.29</w:t>
+            </w:r>
+          </w:p>
+        </w:tc>
+        <w:tc>
+          <w:tcPr>
+            <w:tcW w:type="dxa" w:w="1440"/>
+          </w:tcPr>
+          <w:p>
+            <w:r>
+              <w:t>23.12</w:t>
+            </w:r>
+          </w:p>
+        </w:tc>
+        <w:tc>
+          <w:tcPr>
+            <w:tcW w:type="dxa" w:w="1440"/>
+          </w:tcPr>
+          <w:p>
+            <w:r>
+              <w:t>17.9-31.5</w:t>
+            </w:r>
+          </w:p>
+        </w:tc>
+        <w:tc>
+          <w:tcPr>
+            <w:tcW w:type="dxa" w:w="1440"/>
+          </w:tcPr>
+          <w:p>
+            <w:r>
+              <w:t>2.24</w:t>
+            </w:r>
+          </w:p>
+        </w:tc>
+        <w:tc>
+          <w:tcPr>
+            <w:tcW w:type="dxa" w:w="1440"/>
+          </w:tcPr>
+          <w:p>
+            <w:r>
+              <w:t>2.17</w:t>
+            </w:r>
+          </w:p>
+        </w:tc>
+      </w:tr>
+      <w:tr>
+        <w:tc>
+          <w:tcPr>
+            <w:tcW w:type="dxa" w:w="1440"/>
+          </w:tcPr>
+          <w:p>
+            <w:r>
+              <w:t>2024</w:t>
+            </w:r>
+          </w:p>
+        </w:tc>
+        <w:tc>
+          <w:tcPr>
+            <w:tcW w:type="dxa" w:w="1440"/>
+          </w:tcPr>
+          <w:p>
+            <w:r>
+              <w:t>17.47</w:t>
+            </w:r>
+          </w:p>
+        </w:tc>
+        <w:tc>
+          <w:tcPr>
+            <w:tcW w:type="dxa" w:w="1440"/>
+          </w:tcPr>
+          <w:p>
+            <w:r>
+              <w:t>16.30</w:t>
+            </w:r>
+          </w:p>
+        </w:tc>
+        <w:tc>
+          <w:tcPr>
+            <w:tcW w:type="dxa" w:w="1440"/>
+          </w:tcPr>
+          <w:p>
+            <w:r>
+              <w:t>11.8-28.7</w:t>
+            </w:r>
+          </w:p>
+        </w:tc>
+        <w:tc>
+          <w:tcPr>
+            <w:tcW w:type="dxa" w:w="1440"/>
+          </w:tcPr>
+          <w:p>
+            <w:r>
+              <w:t>1.51</w:t>
+            </w:r>
+          </w:p>
+        </w:tc>
+        <w:tc>
+          <w:tcPr>
+            <w:tcW w:type="dxa" w:w="1440"/>
+          </w:tcPr>
+          <w:p>
+            <w:r>
+              <w:t>1.51</w:t>
+            </w:r>
+          </w:p>
+        </w:tc>
+      </w:tr>
+      <w:tr>
+        <w:tc>
+          <w:tcPr>
+            <w:tcW w:type="dxa" w:w="1440"/>
+          </w:tcPr>
+          <w:p>
+            <w:r>
+              <w:t>2025</w:t>
+            </w:r>
+          </w:p>
+        </w:tc>
+        <w:tc>
+          <w:tcPr>
+            <w:tcW w:type="dxa" w:w="1440"/>
+          </w:tcPr>
+          <w:p>
+            <w:r>
+              <w:t>39.32</w:t>
+            </w:r>
+          </w:p>
+        </w:tc>
+        <w:tc>
+          <w:tcPr>
+            <w:tcW w:type="dxa" w:w="1440"/>
+          </w:tcPr>
+          <w:p>
+            <w:r>
+              <w:t>40.57</w:t>
+            </w:r>
+          </w:p>
+        </w:tc>
+        <w:tc>
+          <w:tcPr>
+            <w:tcW w:type="dxa" w:w="1440"/>
+          </w:tcPr>
+          <w:p>
+            <w:r>
+              <w:t>23.7-60.1</w:t>
+            </w:r>
+          </w:p>
+        </w:tc>
+        <w:tc>
+          <w:tcPr>
+            <w:tcW w:type="dxa" w:w="1440"/>
+          </w:tcPr>
+          <w:p>
+            <w:r>
+              <w:t>2.56</w:t>
+            </w:r>
+          </w:p>
+        </w:tc>
+        <w:tc>
+          <w:tcPr>
+            <w:tcW w:type="dxa" w:w="1440"/>
+          </w:tcPr>
+          <w:p>
+            <w:r>
+              <w:t>2.62</w:t>
+            </w:r>
+          </w:p>
+        </w:tc>
+      </w:tr>
+      <w:tr>
+        <w:tc>
+          <w:tcPr>
+            <w:tcW w:type="dxa" w:w="1440"/>
+          </w:tcPr>
+          <w:p>
+            <w:r>
+              <w:t>2026</w:t>
+            </w:r>
+          </w:p>
+        </w:tc>
+        <w:tc>
+          <w:tcPr>
+            <w:tcW w:type="dxa" w:w="1440"/>
+          </w:tcPr>
+          <w:p>
+            <w:r>
+              <w:t>32.68</w:t>
+            </w:r>
+          </w:p>
+        </w:tc>
+        <w:tc>
+          <w:tcPr>
+            <w:tcW w:type="dxa" w:w="1440"/>
+          </w:tcPr>
+          <w:p>
+            <w:r>
+              <w:t>33.92</w:t>
+            </w:r>
+          </w:p>
+        </w:tc>
+        <w:tc>
+          <w:tcPr>
+            <w:tcW w:type="dxa" w:w="1440"/>
+          </w:tcPr>
+          <w:p>
+            <w:r>
+              <w:t>27.7-37.5</w:t>
+            </w:r>
+          </w:p>
+        </w:tc>
+        <w:tc>
+          <w:tcPr>
+            <w:tcW w:type="dxa" w:w="1440"/>
+          </w:tcPr>
+          <w:p>
+            <w:r>
+              <w:t>2.67</w:t>
+            </w:r>
+          </w:p>
+        </w:tc>
+        <w:tc>
+          <w:tcPr>
+            <w:tcW w:type="dxa" w:w="1440"/>
+          </w:tcPr>
+          <w:p>
+            <w:r>
+              <w:t>2.77</w:t>
+            </w:r>
+          </w:p>
+        </w:tc>
+      </w:tr>
+    </w:tbl>
     <w:p>
       <w:r>
-        <w:t>[历史估值数据待从Tushare获取分析]</w:t>
+        <w:t>当前PE(41.33)处于近3年历史的85.5%分位水平。</w:t>
+      </w:r>
+    </w:p>
+    <w:p>
+      <w:r>
+        <w:t>当前PB(2.43)处于近3年历史的61.7%分位水平。</w:t>
       </w:r>
     </w:p>
     <w:p>
@@ -2896,7 +3452,7 @@
           </w:tcPr>
           <w:p>
             <w:r>
-              <w:t>[暂无数据]</w:t>
+              <w:t>41.33</w:t>
             </w:r>
           </w:p>
         </w:tc>
@@ -2906,7 +3462,7 @@
           </w:tcPr>
           <w:p>
             <w:r>
-              <w:t>待评估</w:t>
+              <w:t>较高</w:t>
             </w:r>
           </w:p>
         </w:tc>
@@ -2928,7 +3484,7 @@
           </w:tcPr>
           <w:p>
             <w:r>
-              <w:t>0.00亿元</w:t>
+              <w:t>-105611.55亿元</w:t>
             </w:r>
           </w:p>
         </w:tc>
@@ -3041,7 +3597,7 @@
           </w:tcPr>
           <w:p>
             <w:r>
-              <w:t>受减持规则限制</w:t>
+              <w:t>受减持规则限制(每3个月不超过1%)</w:t>
             </w:r>
           </w:p>
         </w:tc>
@@ -3073,7 +3629,7 @@
           </w:tcPr>
           <w:p>
             <w:r>
-              <w:t>交易量大、价格稳定</w:t>
+              <w:t>交易量大、对市场冲击小</w:t>
             </w:r>
           </w:p>
         </w:tc>
@@ -3083,7 +3639,7 @@
           </w:tcPr>
           <w:p>
             <w:r>
-              <w:t>受接盘方限制</w:t>
+              <w:t>需寻找接盘方，可能有折价</w:t>
             </w:r>
           </w:p>
         </w:tc>
@@ -3115,7 +3671,7 @@
           </w:tcPr>
           <w:p>
             <w:r>
-              <w:t>可一次性转让</w:t>
+              <w:t>可一次性转让较大比例</w:t>
             </w:r>
           </w:p>
         </w:tc>
@@ -3125,7 +3681,7 @@
           </w:tcPr>
           <w:p>
             <w:r>
-              <w:t>需找到合适受让方</w:t>
+              <w:t>需找到合适受让方，审批流程较长</w:t>
             </w:r>
           </w:p>
         </w:tc>
@@ -3147,7 +3703,7 @@
           </w:tcPr>
           <w:p>
             <w:r>
-              <w:t>定增锁定期满</w:t>
+              <w:t>定增锁定期满后减持</w:t>
             </w:r>
           </w:p>
         </w:tc>
@@ -3157,7 +3713,7 @@
           </w:tcPr>
           <w:p>
             <w:r>
-              <w:t>可批量减持</w:t>
+              <w:t>定增股份锁定期结束后可灵活安排</w:t>
             </w:r>
           </w:p>
         </w:tc>
@@ -3167,7 +3723,7 @@
           </w:tcPr>
           <w:p>
             <w:r>
-              <w:t>锁定期较长</w:t>
+              <w:t>锁定期较长(通常6-18个月)</w:t>
             </w:r>
           </w:p>
         </w:tc>
@@ -3261,7 +3817,7 @@
           </w:tcPr>
           <w:p>
             <w:r>
-              <w:t>可通过二级市场减持</w:t>
+              <w:t>公司上市于主板，可通过二级市场正常减持</w:t>
             </w:r>
           </w:p>
         </w:tc>
@@ -3273,7 +3829,7 @@
           </w:tcPr>
           <w:p>
             <w:r>
-              <w:t>科创板/创业板</w:t>
+              <w:t>大宗交易平台</w:t>
             </w:r>
           </w:p>
         </w:tc>
@@ -3283,7 +3839,7 @@
           </w:tcPr>
           <w:p>
             <w:r>
-              <w:t>不适用</w:t>
+              <w:t>适用</w:t>
             </w:r>
           </w:p>
         </w:tc>
@@ -3293,7 +3849,7 @@
           </w:tcPr>
           <w:p>
             <w:r>
-              <w:t>减持规则有所差异</w:t>
+              <w:t>适合单笔大额减持，降低对二级市场冲击</w:t>
             </w:r>
           </w:p>
         </w:tc>
@@ -3305,7 +3861,7 @@
           </w:tcPr>
           <w:p>
             <w:r>
-              <w:t>大宗交易平台</w:t>
+              <w:t>协议转让</w:t>
             </w:r>
           </w:p>
         </w:tc>
@@ -3325,7 +3881,7 @@
           </w:tcPr>
           <w:p>
             <w:r>
-              <w:t>适合大额减持</w:t>
+              <w:t>需符合5%以上股东减持相关规定</w:t>
             </w:r>
           </w:p>
         </w:tc>
@@ -3337,7 +3893,7 @@
           </w:tcPr>
           <w:p>
             <w:r>
-              <w:t>协议转让</w:t>
+              <w:t>非交易过户</w:t>
             </w:r>
           </w:p>
         </w:tc>
@@ -3357,12 +3913,17 @@
           </w:tcPr>
           <w:p>
             <w:r>
-              <w:t>需符合相关条件</w:t>
+              <w:t>适用于特定情形下的股份转移</w:t>
             </w:r>
           </w:p>
         </w:tc>
       </w:tr>
     </w:tbl>
+    <w:p>
+      <w:r>
+        <w:t>当前日均换手率6.35%，市场流动性较好。</w:t>
+      </w:r>
+    </w:p>
     <w:p>
       <w:pPr>
         <w:pStyle w:val="Heading2"/>
@@ -3431,7 +3992,7 @@
           </w:tcPr>
           <w:p>
             <w:r>
-              <w:t>定增项目存在锁定期，需等待锁定期满</w:t>
+              <w:t>定增项目存在法定锁定期(通常6个月)，锁定期内无法减持</w:t>
             </w:r>
           </w:p>
         </w:tc>
@@ -3463,7 +4024,7 @@
           </w:tcPr>
           <w:p>
             <w:r>
-              <w:t>减持时点市场环境存在不确定性</w:t>
+              <w:t>当前PE(41.3)处于较高水平，未来市场估值回调风险较大</w:t>
             </w:r>
           </w:p>
         </w:tc>
@@ -3473,7 +4034,7 @@
           </w:tcPr>
           <w:p>
             <w:r>
-              <w:t>中</w:t>
+              <w:t>较高</w:t>
             </w:r>
           </w:p>
         </w:tc>
@@ -3495,7 +4056,7 @@
           </w:tcPr>
           <w:p>
             <w:r>
-              <w:t>大额减持可能影响股价</w:t>
+              <w:t>日均换手率6.35%，流动性良好</w:t>
             </w:r>
           </w:p>
         </w:tc>
@@ -3505,7 +4066,7 @@
           </w:tcPr>
           <w:p>
             <w:r>
-              <w:t>中</w:t>
+              <w:t>低</w:t>
             </w:r>
           </w:p>
         </w:tc>
@@ -3527,7 +4088,7 @@
           </w:tcPr>
           <w:p>
             <w:r>
-              <w:t>暂无PE数据</w:t>
+              <w:t>当前PE: 41.33，PB: 2.43</w:t>
             </w:r>
           </w:p>
         </w:tc>
@@ -3537,12 +4098,17 @@
           </w:tcPr>
           <w:p>
             <w:r>
-              <w:t>待评估</w:t>
+              <w:t>中</w:t>
             </w:r>
           </w:p>
         </w:tc>
       </w:tr>
     </w:tbl>
+    <w:p>
+      <w:r>
+        <w:t>退出建议：公司基本面存在风险，建议制定分批退出计划；估值偏高，建议不要集中减持，分散在多个时间窗口。</w:t>
+      </w:r>
+    </w:p>
     <w:p>
       <w:pPr>
         <w:pStyle w:val="Heading1"/>
@@ -3561,9 +4127,13 @@
     </w:p>
     <w:p>
       <w:r>
-        <w:t>万马股份拟通过定向增发方式募集资金，用于扩大产能和补充流动资金。</w:t>
+        <w:t>万马股份（股票代码：002276.SZ）属于电气设备行业，拟通过定向增发方式募集资金，用于万马高分子材料生产基地建设及补充流动资金。</w:t>
         <w:br/>
-        <w:t>本次定增项目是公司发展的重要战略举措，有助于提升公司核心竞争力，扩大市场份额。</w:t>
+        <w:br/>
+        <w:t>公司当前综合财务评分为12.00分（极差），财务状况存在一定风险，需审慎评估投资价值。</w:t>
+        <w:br/>
+        <w:br/>
+        <w:t>公司当前总市值约137.23亿元。</w:t>
       </w:r>
     </w:p>
     <w:p>
@@ -3676,7 +4246,7 @@
           </w:tcPr>
           <w:p>
             <w:r>
-              <w:t>保障投资回报，降低业绩风险</w:t>
+              <w:t>保障投资回报，降低业绩不达预期风险</w:t>
             </w:r>
           </w:p>
         </w:tc>
@@ -3698,7 +4268,7 @@
           </w:tcPr>
           <w:p>
             <w:r>
-              <w:t>可约定条件下的股份回购条款</w:t>
+              <w:t>可约定特定条件下的股份回购条款</w:t>
             </w:r>
           </w:p>
         </w:tc>
@@ -3708,7 +4278,39 @@
           </w:tcPr>
           <w:p>
             <w:r>
-              <w:t>提供退出保障</w:t>
+              <w:t>提供退出保障，降低投资损失风险</w:t>
+            </w:r>
+          </w:p>
+        </w:tc>
+      </w:tr>
+      <w:tr>
+        <w:tc>
+          <w:tcPr>
+            <w:tcW w:type="dxa" w:w="2880"/>
+          </w:tcPr>
+          <w:p>
+            <w:r>
+              <w:t>对赌条款</w:t>
+            </w:r>
+          </w:p>
+        </w:tc>
+        <w:tc>
+          <w:tcPr>
+            <w:tcW w:type="dxa" w:w="2880"/>
+          </w:tcPr>
+          <w:p>
+            <w:r>
+              <w:t>设定业绩对赌条件，未达标时原股东进行补偿</w:t>
+            </w:r>
+          </w:p>
+        </w:tc>
+        <w:tc>
+          <w:tcPr>
+            <w:tcW w:type="dxa" w:w="2880"/>
+          </w:tcPr>
+          <w:p>
+            <w:r>
+              <w:t>强化投资保障，降低财务风险</w:t>
             </w:r>
           </w:p>
         </w:tc>
@@ -3815,7 +4417,7 @@
           </w:tcPr>
           <w:p>
             <w:r>
-              <w:t>完成监管部门要求的审批程序</w:t>
+              <w:t>完成监管部门要求的审批程序（证监会注册等）</w:t>
             </w:r>
           </w:p>
         </w:tc>
@@ -3838,6 +4440,28 @@
           <w:p>
             <w:r>
               <w:t>签署股份认购协议及相关配套协议</w:t>
+            </w:r>
+          </w:p>
+        </w:tc>
+      </w:tr>
+      <w:tr>
+        <w:tc>
+          <w:tcPr>
+            <w:tcW w:type="dxa" w:w="4320"/>
+          </w:tcPr>
+          <w:p>
+            <w:r>
+              <w:t>估值条件</w:t>
+            </w:r>
+          </w:p>
+        </w:tc>
+        <w:tc>
+          <w:tcPr>
+            <w:tcW w:type="dxa" w:w="4320"/>
+          </w:tcPr>
+          <w:p>
+            <w:r>
+              <w:t>定增发行价格应合理（当前二级市场PE约41.3倍），折价率需在合理范围内</w:t>
             </w:r>
           </w:p>
         </w:tc>
@@ -3900,7 +4524,7 @@
           </w:tcPr>
           <w:p>
             <w:r>
-              <w:t>定增股份按监管要求进行锁定</w:t>
+              <w:t>定增股份按监管要求进行锁定（通常6个月），锁定期内不可减持</w:t>
             </w:r>
           </w:p>
         </w:tc>
@@ -3922,7 +4546,7 @@
           </w:tcPr>
           <w:p>
             <w:r>
-              <w:t>要求公司及时、准确披露相关信息</w:t>
+              <w:t>要求公司按监管要求及时、准确、完整披露定期报告和临时公告</w:t>
             </w:r>
           </w:p>
         </w:tc>
@@ -3944,7 +4568,7 @@
           </w:tcPr>
           <w:p>
             <w:r>
-              <w:t>定期跟踪公司经营状况和业绩表现</w:t>
+              <w:t>定期跟踪公司经营状况和业绩表现，关注核心财务指标变化</w:t>
             </w:r>
           </w:p>
         </w:tc>
@@ -3966,12 +4590,105 @@
           </w:tcPr>
           <w:p>
             <w:r>
-              <w:t>制定多元化退出策略和预案</w:t>
+              <w:t>制定多元化退出策略（二级市场+大宗交易+协议转让），分散减持时点</w:t>
+            </w:r>
+          </w:p>
+        </w:tc>
+      </w:tr>
+      <w:tr>
+        <w:tc>
+          <w:tcPr>
+            <w:tcW w:type="dxa" w:w="4320"/>
+          </w:tcPr>
+          <w:p>
+            <w:r>
+              <w:t>运营效率预警</w:t>
+            </w:r>
+          </w:p>
+        </w:tc>
+        <w:tc>
+          <w:tcPr>
+            <w:tcW w:type="dxa" w:w="4320"/>
+          </w:tcPr>
+          <w:p>
+            <w:r>
+              <w:t>运营效率评分仅0.0分，建议设置专项监控指标，出现恶化趋势时及时预警</w:t>
+            </w:r>
+          </w:p>
+        </w:tc>
+      </w:tr>
+      <w:tr>
+        <w:tc>
+          <w:tcPr>
+            <w:tcW w:type="dxa" w:w="4320"/>
+          </w:tcPr>
+          <w:p>
+            <w:r>
+              <w:t>盈利能力预警</w:t>
+            </w:r>
+          </w:p>
+        </w:tc>
+        <w:tc>
+          <w:tcPr>
+            <w:tcW w:type="dxa" w:w="4320"/>
+          </w:tcPr>
+          <w:p>
+            <w:r>
+              <w:t>盈利能力评分仅26.7分，建议设置专项监控指标，出现恶化趋势时及时预警</w:t>
+            </w:r>
+          </w:p>
+        </w:tc>
+      </w:tr>
+      <w:tr>
+        <w:tc>
+          <w:tcPr>
+            <w:tcW w:type="dxa" w:w="4320"/>
+          </w:tcPr>
+          <w:p>
+            <w:r>
+              <w:t>偿债能力预警</w:t>
+            </w:r>
+          </w:p>
+        </w:tc>
+        <w:tc>
+          <w:tcPr>
+            <w:tcW w:type="dxa" w:w="4320"/>
+          </w:tcPr>
+          <w:p>
+            <w:r>
+              <w:t>偿债能力评分仅0.0分，建议设置专项监控指标，出现恶化趋势时及时预警</w:t>
+            </w:r>
+          </w:p>
+        </w:tc>
+      </w:tr>
+      <w:tr>
+        <w:tc>
+          <w:tcPr>
+            <w:tcW w:type="dxa" w:w="4320"/>
+          </w:tcPr>
+          <w:p>
+            <w:r>
+              <w:t>成长能力预警</w:t>
+            </w:r>
+          </w:p>
+        </w:tc>
+        <w:tc>
+          <w:tcPr>
+            <w:tcW w:type="dxa" w:w="4320"/>
+          </w:tcPr>
+          <w:p>
+            <w:r>
+              <w:t>成长能力评分仅20.0分，建议设置专项监控指标，出现恶化趋势时及时预警</w:t>
             </w:r>
           </w:p>
         </w:tc>
       </w:tr>
     </w:tbl>
+    <w:p>
+      <w:r>
+        <w:t>综合提示：公司财务评分12.0分，处于较低水平，建议在投资协议中强化保障条款，包括但不限于业绩承诺、股份回购、对赌安排等。</w:t>
+      </w:r>
+    </w:p>
     <w:sectPr>
       <w:pgSz w:w="12240" w:h="15840"/>
       <w:pgMar w:top="1440" w:right="1800" w:bottom="1440" w:left="1800" w:header="720" w:footer="720" w:gutter="0"/>
